--- a/public/documents/application-form/app-tours.docx
+++ b/public/documents/application-form/app-tours.docx
@@ -1,6 +1,6 @@
 
 <file path=word/document.xml><?xml version="1.0" encoding="utf-8"?>
-<w:document xmlns:wpc="http://schemas.microsoft.com/office/word/2010/wordprocessingCanvas" xmlns:mc="http://schemas.openxmlformats.org/markup-compatibility/2006" xmlns:o="urn:schemas-microsoft-com:office:office" xmlns:r="http://schemas.openxmlformats.org/officeDocument/2006/relationships" xmlns:m="http://schemas.openxmlformats.org/officeDocument/2006/math" xmlns:v="urn:schemas-microsoft-com:vml" xmlns:wp14="http://schemas.microsoft.com/office/word/2010/wordprocessingDrawing" xmlns:wp="http://schemas.openxmlformats.org/drawingml/2006/wordprocessingDrawing" xmlns:w10="urn:schemas-microsoft-com:office:word" xmlns:w="http://schemas.openxmlformats.org/wordprocessingml/2006/main" xmlns:w14="http://schemas.microsoft.com/office/word/2010/wordml" xmlns:w15="http://schemas.microsoft.com/office/word/2012/wordml" xmlns:wpg="http://schemas.microsoft.com/office/word/2010/wordprocessingGroup" xmlns:wpi="http://schemas.microsoft.com/office/word/2010/wordprocessingInk" xmlns:wne="http://schemas.microsoft.com/office/word/2006/wordml" xmlns:wps="http://schemas.microsoft.com/office/word/2010/wordprocessingShape" mc:Ignorable="w14 w15 wp14">
+<w:document xmlns:wpc="http://schemas.microsoft.com/office/word/2010/wordprocessingCanvas" xmlns:cx="http://schemas.microsoft.com/office/drawing/2014/chartex" xmlns:cx1="http://schemas.microsoft.com/office/drawing/2015/9/8/chartex" xmlns:mc="http://schemas.openxmlformats.org/markup-compatibility/2006" xmlns:o="urn:schemas-microsoft-com:office:office" xmlns:r="http://schemas.openxmlformats.org/officeDocument/2006/relationships" xmlns:m="http://schemas.openxmlformats.org/officeDocument/2006/math" xmlns:v="urn:schemas-microsoft-com:vml" xmlns:wp14="http://schemas.microsoft.com/office/word/2010/wordprocessingDrawing" xmlns:wp="http://schemas.openxmlformats.org/drawingml/2006/wordprocessingDrawing" xmlns:w10="urn:schemas-microsoft-com:office:word" xmlns:w="http://schemas.openxmlformats.org/wordprocessingml/2006/main" xmlns:w14="http://schemas.microsoft.com/office/word/2010/wordml" xmlns:w15="http://schemas.microsoft.com/office/word/2012/wordml" xmlns:w16se="http://schemas.microsoft.com/office/word/2015/wordml/symex" xmlns:wpg="http://schemas.microsoft.com/office/word/2010/wordprocessingGroup" xmlns:wpi="http://schemas.microsoft.com/office/word/2010/wordprocessingInk" xmlns:wne="http://schemas.microsoft.com/office/word/2006/wordml" xmlns:wps="http://schemas.microsoft.com/office/word/2010/wordprocessingShape" mc:Ignorable="w14 w15 w16se wp14">
   <w:body>
     <w:p>
       <w:pPr>
@@ -45,7 +45,7 @@
           <w:rFonts w:ascii="ＭＳ Ｐゴシック" w:eastAsia="ＭＳ Ｐゴシック" w:hAnsi="ＭＳ Ｐゴシック" w:hint="eastAsia"/>
           <w:sz w:val="32"/>
         </w:rPr>
-        <w:t>3</w:t>
+        <w:t>4</w:t>
       </w:r>
       <w:r>
         <w:rPr>
@@ -213,7 +213,7 @@
           <w:szCs w:val="22"/>
           <w:lang w:eastAsia="zh-TW"/>
         </w:rPr>
-        <w:t>3</w:t>
+        <w:t>4</w:t>
       </w:r>
       <w:r>
         <w:rPr>
@@ -235,7 +235,7 @@
           <w:szCs w:val="22"/>
           <w:lang w:eastAsia="zh-TW"/>
         </w:rPr>
-        <w:t>12</w:t>
+        <w:t>17</w:t>
       </w:r>
       <w:r>
         <w:rPr>
@@ -297,24 +297,10 @@
           <w:rFonts w:asciiTheme="majorEastAsia" w:eastAsiaTheme="majorEastAsia" w:hAnsiTheme="majorEastAsia" w:cstheme="majorHAnsi" w:hint="eastAsia"/>
           <w:b/>
           <w:bCs/>
-          <w:kern w:val="0"/>
           <w:sz w:val="22"/>
           <w:szCs w:val="22"/>
-          <w:lang w:eastAsia="zh-TW"/>
-        </w:rPr>
-        <w:t>1</w:t>
-      </w:r>
-      <w:r>
-        <w:rPr>
-          <w:rFonts w:asciiTheme="majorEastAsia" w:eastAsiaTheme="majorEastAsia" w:hAnsiTheme="majorEastAsia" w:cstheme="majorHAnsi" w:hint="eastAsia"/>
-          <w:b/>
-          <w:bCs/>
-          <w:kern w:val="0"/>
-          <w:sz w:val="22"/>
-          <w:szCs w:val="22"/>
-          <w:lang w:eastAsia="zh-TW"/>
-        </w:rPr>
-        <w:t>6</w:t>
+        </w:rPr>
+        <w:t>21</w:t>
       </w:r>
       <w:r>
         <w:rPr>
@@ -424,7 +410,7 @@
           <w:sz w:val="22"/>
           <w:lang w:eastAsia="zh-TW"/>
         </w:rPr>
-        <w:t>3</w:t>
+        <w:t>4</w:t>
       </w:r>
       <w:r>
         <w:rPr>
@@ -454,7 +440,7 @@
           <w:sz w:val="22"/>
           <w:lang w:eastAsia="zh-TW"/>
         </w:rPr>
-        <w:t>2</w:t>
+        <w:t>7</w:t>
       </w:r>
       <w:r>
         <w:rPr>
@@ -521,34 +507,12 @@
           <w:rFonts w:asciiTheme="majorEastAsia" w:eastAsiaTheme="majorEastAsia" w:hAnsiTheme="majorEastAsia" w:cstheme="majorHAnsi" w:hint="eastAsia"/>
           <w:b/>
           <w:bCs/>
-          <w:kern w:val="0"/>
           <w:sz w:val="22"/>
-          <w:lang w:eastAsia="zh-TW"/>
-        </w:rPr>
-        <w:t xml:space="preserve"> </w:t>
-      </w:r>
-      <w:r>
-        <w:rPr>
-          <w:rFonts w:asciiTheme="majorEastAsia" w:eastAsiaTheme="majorEastAsia" w:hAnsiTheme="majorEastAsia" w:cstheme="majorHAnsi" w:hint="eastAsia"/>
-          <w:b/>
-          <w:bCs/>
-          <w:kern w:val="0"/>
-          <w:sz w:val="22"/>
-          <w:lang w:eastAsia="zh-TW"/>
-        </w:rPr>
-        <w:t>9</w:t>
-      </w:r>
-      <w:r>
-        <w:rPr>
-          <w:rFonts w:asciiTheme="majorEastAsia" w:eastAsiaTheme="majorEastAsia" w:hAnsiTheme="majorEastAsia" w:cstheme="majorHAnsi" w:hint="eastAsia"/>
-          <w:b/>
-          <w:bCs/>
-          <w:kern w:val="0"/>
-          <w:sz w:val="22"/>
-          <w:lang w:eastAsia="zh-TW"/>
-        </w:rPr>
-        <w:t xml:space="preserve"> </w:t>
-      </w:r>
+        </w:rPr>
+        <w:t>14</w:t>
+      </w:r>
+      <w:bookmarkStart w:id="0" w:name="_GoBack"/>
+      <w:bookmarkEnd w:id="0"/>
       <w:r>
         <w:rPr>
           <w:rFonts w:asciiTheme="majorEastAsia" w:eastAsiaTheme="majorEastAsia" w:hAnsiTheme="majorEastAsia" w:cstheme="majorHAnsi"/>
@@ -1223,7 +1187,7 @@
             <w:r>
               <w:rPr>
                 <w:rFonts w:ascii="ＭＳ Ｐゴシック" w:eastAsia="ＭＳ Ｐゴシック" w:hAnsi="ＭＳ Ｐゴシック" w:hint="eastAsia"/>
-                <w:spacing w:val="180"/>
+                <w:spacing w:val="188"/>
                 <w:kern w:val="0"/>
                 <w:szCs w:val="21"/>
                 <w:fitText w:val="794" w:id="312708352"/>
@@ -1251,7 +1215,7 @@
             <w:r>
               <w:rPr>
                 <w:rFonts w:ascii="ＭＳ Ｐゴシック" w:eastAsia="ＭＳ Ｐゴシック" w:hAnsi="ＭＳ Ｐゴシック" w:hint="eastAsia"/>
-                <w:spacing w:val="180"/>
+                <w:spacing w:val="188"/>
                 <w:kern w:val="0"/>
                 <w:szCs w:val="21"/>
                 <w:fitText w:val="794" w:id="312705025"/>
@@ -1280,7 +1244,7 @@
             <w:r>
               <w:rPr>
                 <w:rFonts w:ascii="ＭＳ Ｐゴシック" w:eastAsia="ＭＳ Ｐゴシック" w:hAnsi="ＭＳ Ｐゴシック" w:hint="eastAsia"/>
-                <w:spacing w:val="180"/>
+                <w:spacing w:val="188"/>
                 <w:kern w:val="0"/>
                 <w:szCs w:val="21"/>
                 <w:fitText w:val="794" w:id="312705026"/>
@@ -1644,8 +1608,6 @@
               </w:rPr>
               <w:t>方</w:t>
             </w:r>
-            <w:bookmarkStart w:id="0" w:name="_GoBack"/>
-            <w:bookmarkEnd w:id="0"/>
             <w:r>
               <w:rPr>
                 <w:rFonts w:ascii="ＭＳ Ｐゴシック" w:eastAsia="ＭＳ Ｐゴシック" w:hAnsi="ＭＳ Ｐゴシック" w:hint="eastAsia"/>
@@ -3788,7 +3750,7 @@
 </file>
 
 <file path=word/endnotes.xml><?xml version="1.0" encoding="utf-8"?>
-<w:endnotes xmlns:wpc="http://schemas.microsoft.com/office/word/2010/wordprocessingCanvas" xmlns:mc="http://schemas.openxmlformats.org/markup-compatibility/2006" xmlns:o="urn:schemas-microsoft-com:office:office" xmlns:r="http://schemas.openxmlformats.org/officeDocument/2006/relationships" xmlns:m="http://schemas.openxmlformats.org/officeDocument/2006/math" xmlns:v="urn:schemas-microsoft-com:vml" xmlns:wp14="http://schemas.microsoft.com/office/word/2010/wordprocessingDrawing" xmlns:wp="http://schemas.openxmlformats.org/drawingml/2006/wordprocessingDrawing" xmlns:w10="urn:schemas-microsoft-com:office:word" xmlns:w="http://schemas.openxmlformats.org/wordprocessingml/2006/main" xmlns:w14="http://schemas.microsoft.com/office/word/2010/wordml" xmlns:w15="http://schemas.microsoft.com/office/word/2012/wordml" xmlns:wpg="http://schemas.microsoft.com/office/word/2010/wordprocessingGroup" xmlns:wpi="http://schemas.microsoft.com/office/word/2010/wordprocessingInk" xmlns:wne="http://schemas.microsoft.com/office/word/2006/wordml" xmlns:wps="http://schemas.microsoft.com/office/word/2010/wordprocessingShape" mc:Ignorable="w14 w15 wp14">
+<w:endnotes xmlns:wpc="http://schemas.microsoft.com/office/word/2010/wordprocessingCanvas" xmlns:cx="http://schemas.microsoft.com/office/drawing/2014/chartex" xmlns:cx1="http://schemas.microsoft.com/office/drawing/2015/9/8/chartex" xmlns:mc="http://schemas.openxmlformats.org/markup-compatibility/2006" xmlns:o="urn:schemas-microsoft-com:office:office" xmlns:r="http://schemas.openxmlformats.org/officeDocument/2006/relationships" xmlns:m="http://schemas.openxmlformats.org/officeDocument/2006/math" xmlns:v="urn:schemas-microsoft-com:vml" xmlns:wp14="http://schemas.microsoft.com/office/word/2010/wordprocessingDrawing" xmlns:wp="http://schemas.openxmlformats.org/drawingml/2006/wordprocessingDrawing" xmlns:w10="urn:schemas-microsoft-com:office:word" xmlns:w="http://schemas.openxmlformats.org/wordprocessingml/2006/main" xmlns:w14="http://schemas.microsoft.com/office/word/2010/wordml" xmlns:w15="http://schemas.microsoft.com/office/word/2012/wordml" xmlns:w16se="http://schemas.microsoft.com/office/word/2015/wordml/symex" xmlns:wpg="http://schemas.microsoft.com/office/word/2010/wordprocessingGroup" xmlns:wpi="http://schemas.microsoft.com/office/word/2010/wordprocessingInk" xmlns:wne="http://schemas.microsoft.com/office/word/2006/wordml" xmlns:wps="http://schemas.microsoft.com/office/word/2010/wordprocessingShape" mc:Ignorable="w14 w15 w16se wp14">
   <w:endnote w:type="separator" w:id="-1">
     <w:p>
       <w:r>
@@ -3807,7 +3769,7 @@
 </file>
 
 <file path=word/footer1.xml><?xml version="1.0" encoding="utf-8"?>
-<w:ftr xmlns:wpc="http://schemas.microsoft.com/office/word/2010/wordprocessingCanvas" xmlns:mc="http://schemas.openxmlformats.org/markup-compatibility/2006" xmlns:o="urn:schemas-microsoft-com:office:office" xmlns:r="http://schemas.openxmlformats.org/officeDocument/2006/relationships" xmlns:m="http://schemas.openxmlformats.org/officeDocument/2006/math" xmlns:v="urn:schemas-microsoft-com:vml" xmlns:wp14="http://schemas.microsoft.com/office/word/2010/wordprocessingDrawing" xmlns:wp="http://schemas.openxmlformats.org/drawingml/2006/wordprocessingDrawing" xmlns:w10="urn:schemas-microsoft-com:office:word" xmlns:w="http://schemas.openxmlformats.org/wordprocessingml/2006/main" xmlns:w14="http://schemas.microsoft.com/office/word/2010/wordml" xmlns:w15="http://schemas.microsoft.com/office/word/2012/wordml" xmlns:wpg="http://schemas.microsoft.com/office/word/2010/wordprocessingGroup" xmlns:wpi="http://schemas.microsoft.com/office/word/2010/wordprocessingInk" xmlns:wne="http://schemas.microsoft.com/office/word/2006/wordml" xmlns:wps="http://schemas.microsoft.com/office/word/2010/wordprocessingShape" mc:Ignorable="w14 w15 wp14">
+<w:ftr xmlns:wpc="http://schemas.microsoft.com/office/word/2010/wordprocessingCanvas" xmlns:cx="http://schemas.microsoft.com/office/drawing/2014/chartex" xmlns:cx1="http://schemas.microsoft.com/office/drawing/2015/9/8/chartex" xmlns:mc="http://schemas.openxmlformats.org/markup-compatibility/2006" xmlns:o="urn:schemas-microsoft-com:office:office" xmlns:r="http://schemas.openxmlformats.org/officeDocument/2006/relationships" xmlns:m="http://schemas.openxmlformats.org/officeDocument/2006/math" xmlns:v="urn:schemas-microsoft-com:vml" xmlns:wp14="http://schemas.microsoft.com/office/word/2010/wordprocessingDrawing" xmlns:wp="http://schemas.openxmlformats.org/drawingml/2006/wordprocessingDrawing" xmlns:w10="urn:schemas-microsoft-com:office:word" xmlns:w="http://schemas.openxmlformats.org/wordprocessingml/2006/main" xmlns:w14="http://schemas.microsoft.com/office/word/2010/wordml" xmlns:w15="http://schemas.microsoft.com/office/word/2012/wordml" xmlns:w16se="http://schemas.microsoft.com/office/word/2015/wordml/symex" xmlns:wpg="http://schemas.microsoft.com/office/word/2010/wordprocessingGroup" xmlns:wpi="http://schemas.microsoft.com/office/word/2010/wordprocessingInk" xmlns:wne="http://schemas.microsoft.com/office/word/2006/wordml" xmlns:wps="http://schemas.microsoft.com/office/word/2010/wordprocessingShape" mc:Ignorable="w14 w15 w16se wp14">
   <w:p>
     <w:pPr>
       <w:pStyle w:val="a5"/>
@@ -3879,24 +3841,33 @@
         <w:rFonts w:ascii="ＭＳ Ｐゴシック" w:eastAsia="ＭＳ Ｐゴシック" w:hAnsi="ＭＳ Ｐゴシック" w:hint="eastAsia"/>
         <w:sz w:val="20"/>
         <w:szCs w:val="20"/>
-        <w:lang w:eastAsia="zh-CN"/>
       </w:rPr>
-      <w:t>橋本、</w:t>
+      <w:t>塚原</w:t>
     </w:r>
     <w:r>
       <w:rPr>
         <w:rFonts w:ascii="ＭＳ Ｐゴシック" w:eastAsia="ＭＳ Ｐゴシック" w:hAnsi="ＭＳ Ｐゴシック" w:hint="eastAsia"/>
         <w:sz w:val="20"/>
         <w:szCs w:val="20"/>
+        <w:lang w:eastAsia="zh-CN"/>
       </w:rPr>
-      <w:t>塚原</w:t>
+      <w:t>、</w:t>
+    </w:r>
+    <w:r>
+      <w:rPr>
+        <w:rFonts w:ascii="ＭＳ Ｐゴシック" w:eastAsia="ＭＳ Ｐゴシック" w:hAnsi="ＭＳ Ｐゴシック" w:hint="eastAsia"/>
+        <w:sz w:val="20"/>
+        <w:szCs w:val="20"/>
+        <w:lang w:eastAsia="zh-CN"/>
+      </w:rPr>
+      <w:t>橋本</w:t>
     </w:r>
   </w:p>
 </w:ftr>
 </file>
 
 <file path=word/footnotes.xml><?xml version="1.0" encoding="utf-8"?>
-<w:footnotes xmlns:wpc="http://schemas.microsoft.com/office/word/2010/wordprocessingCanvas" xmlns:mc="http://schemas.openxmlformats.org/markup-compatibility/2006" xmlns:o="urn:schemas-microsoft-com:office:office" xmlns:r="http://schemas.openxmlformats.org/officeDocument/2006/relationships" xmlns:m="http://schemas.openxmlformats.org/officeDocument/2006/math" xmlns:v="urn:schemas-microsoft-com:vml" xmlns:wp14="http://schemas.microsoft.com/office/word/2010/wordprocessingDrawing" xmlns:wp="http://schemas.openxmlformats.org/drawingml/2006/wordprocessingDrawing" xmlns:w10="urn:schemas-microsoft-com:office:word" xmlns:w="http://schemas.openxmlformats.org/wordprocessingml/2006/main" xmlns:w14="http://schemas.microsoft.com/office/word/2010/wordml" xmlns:w15="http://schemas.microsoft.com/office/word/2012/wordml" xmlns:wpg="http://schemas.microsoft.com/office/word/2010/wordprocessingGroup" xmlns:wpi="http://schemas.microsoft.com/office/word/2010/wordprocessingInk" xmlns:wne="http://schemas.microsoft.com/office/word/2006/wordml" xmlns:wps="http://schemas.microsoft.com/office/word/2010/wordprocessingShape" mc:Ignorable="w14 w15 wp14">
+<w:footnotes xmlns:wpc="http://schemas.microsoft.com/office/word/2010/wordprocessingCanvas" xmlns:cx="http://schemas.microsoft.com/office/drawing/2014/chartex" xmlns:cx1="http://schemas.microsoft.com/office/drawing/2015/9/8/chartex" xmlns:mc="http://schemas.openxmlformats.org/markup-compatibility/2006" xmlns:o="urn:schemas-microsoft-com:office:office" xmlns:r="http://schemas.openxmlformats.org/officeDocument/2006/relationships" xmlns:m="http://schemas.openxmlformats.org/officeDocument/2006/math" xmlns:v="urn:schemas-microsoft-com:vml" xmlns:wp14="http://schemas.microsoft.com/office/word/2010/wordprocessingDrawing" xmlns:wp="http://schemas.openxmlformats.org/drawingml/2006/wordprocessingDrawing" xmlns:w10="urn:schemas-microsoft-com:office:word" xmlns:w="http://schemas.openxmlformats.org/wordprocessingml/2006/main" xmlns:w14="http://schemas.microsoft.com/office/word/2010/wordml" xmlns:w15="http://schemas.microsoft.com/office/word/2012/wordml" xmlns:w16se="http://schemas.microsoft.com/office/word/2015/wordml/symex" xmlns:wpg="http://schemas.microsoft.com/office/word/2010/wordprocessingGroup" xmlns:wpi="http://schemas.microsoft.com/office/word/2010/wordprocessingInk" xmlns:wne="http://schemas.microsoft.com/office/word/2006/wordml" xmlns:wps="http://schemas.microsoft.com/office/word/2010/wordprocessingShape" mc:Ignorable="w14 w15 w16se wp14">
   <w:footnote w:type="separator" w:id="-1">
     <w:p>
       <w:r>
@@ -3915,7 +3886,7 @@
 </file>
 
 <file path=word/header1.xml><?xml version="1.0" encoding="utf-8"?>
-<w:hdr xmlns:wpc="http://schemas.microsoft.com/office/word/2010/wordprocessingCanvas" xmlns:mc="http://schemas.openxmlformats.org/markup-compatibility/2006" xmlns:o="urn:schemas-microsoft-com:office:office" xmlns:r="http://schemas.openxmlformats.org/officeDocument/2006/relationships" xmlns:m="http://schemas.openxmlformats.org/officeDocument/2006/math" xmlns:v="urn:schemas-microsoft-com:vml" xmlns:wp14="http://schemas.microsoft.com/office/word/2010/wordprocessingDrawing" xmlns:wp="http://schemas.openxmlformats.org/drawingml/2006/wordprocessingDrawing" xmlns:w10="urn:schemas-microsoft-com:office:word" xmlns:w="http://schemas.openxmlformats.org/wordprocessingml/2006/main" xmlns:w14="http://schemas.microsoft.com/office/word/2010/wordml" xmlns:w15="http://schemas.microsoft.com/office/word/2012/wordml" xmlns:wpg="http://schemas.microsoft.com/office/word/2010/wordprocessingGroup" xmlns:wpi="http://schemas.microsoft.com/office/word/2010/wordprocessingInk" xmlns:wne="http://schemas.microsoft.com/office/word/2006/wordml" xmlns:wps="http://schemas.microsoft.com/office/word/2010/wordprocessingShape" mc:Ignorable="w14 w15 wp14">
+<w:hdr xmlns:wpc="http://schemas.microsoft.com/office/word/2010/wordprocessingCanvas" xmlns:cx="http://schemas.microsoft.com/office/drawing/2014/chartex" xmlns:cx1="http://schemas.microsoft.com/office/drawing/2015/9/8/chartex" xmlns:mc="http://schemas.openxmlformats.org/markup-compatibility/2006" xmlns:o="urn:schemas-microsoft-com:office:office" xmlns:r="http://schemas.openxmlformats.org/officeDocument/2006/relationships" xmlns:m="http://schemas.openxmlformats.org/officeDocument/2006/math" xmlns:v="urn:schemas-microsoft-com:vml" xmlns:wp14="http://schemas.microsoft.com/office/word/2010/wordprocessingDrawing" xmlns:wp="http://schemas.openxmlformats.org/drawingml/2006/wordprocessingDrawing" xmlns:w10="urn:schemas-microsoft-com:office:word" xmlns:w="http://schemas.openxmlformats.org/wordprocessingml/2006/main" xmlns:w14="http://schemas.microsoft.com/office/word/2010/wordml" xmlns:w15="http://schemas.microsoft.com/office/word/2012/wordml" xmlns:w16se="http://schemas.microsoft.com/office/word/2015/wordml/symex" xmlns:wpg="http://schemas.microsoft.com/office/word/2010/wordprocessingGroup" xmlns:wpi="http://schemas.microsoft.com/office/word/2010/wordprocessingInk" xmlns:wne="http://schemas.microsoft.com/office/word/2006/wordml" xmlns:wps="http://schemas.microsoft.com/office/word/2010/wordprocessingShape" mc:Ignorable="w14 w15 w16se wp14">
   <w:p>
     <w:pPr>
       <w:pStyle w:val="a3"/>
@@ -3962,7 +3933,7 @@
 </file>
 
 <file path=word/numbering.xml><?xml version="1.0" encoding="utf-8"?>
-<w:numbering xmlns:wpc="http://schemas.microsoft.com/office/word/2010/wordprocessingCanvas" xmlns:mc="http://schemas.openxmlformats.org/markup-compatibility/2006" xmlns:o="urn:schemas-microsoft-com:office:office" xmlns:r="http://schemas.openxmlformats.org/officeDocument/2006/relationships" xmlns:m="http://schemas.openxmlformats.org/officeDocument/2006/math" xmlns:v="urn:schemas-microsoft-com:vml" xmlns:wp14="http://schemas.microsoft.com/office/word/2010/wordprocessingDrawing" xmlns:wp="http://schemas.openxmlformats.org/drawingml/2006/wordprocessingDrawing" xmlns:w10="urn:schemas-microsoft-com:office:word" xmlns:w="http://schemas.openxmlformats.org/wordprocessingml/2006/main" xmlns:w14="http://schemas.microsoft.com/office/word/2010/wordml" xmlns:w15="http://schemas.microsoft.com/office/word/2012/wordml" xmlns:wpg="http://schemas.microsoft.com/office/word/2010/wordprocessingGroup" xmlns:wpi="http://schemas.microsoft.com/office/word/2010/wordprocessingInk" xmlns:wne="http://schemas.microsoft.com/office/word/2006/wordml" xmlns:wps="http://schemas.microsoft.com/office/word/2010/wordprocessingShape" mc:Ignorable="w14 w15 wp14">
+<w:numbering xmlns:wpc="http://schemas.microsoft.com/office/word/2010/wordprocessingCanvas" xmlns:cx="http://schemas.microsoft.com/office/drawing/2014/chartex" xmlns:cx1="http://schemas.microsoft.com/office/drawing/2015/9/8/chartex" xmlns:mc="http://schemas.openxmlformats.org/markup-compatibility/2006" xmlns:o="urn:schemas-microsoft-com:office:office" xmlns:r="http://schemas.openxmlformats.org/officeDocument/2006/relationships" xmlns:m="http://schemas.openxmlformats.org/officeDocument/2006/math" xmlns:v="urn:schemas-microsoft-com:vml" xmlns:wp14="http://schemas.microsoft.com/office/word/2010/wordprocessingDrawing" xmlns:wp="http://schemas.openxmlformats.org/drawingml/2006/wordprocessingDrawing" xmlns:w10="urn:schemas-microsoft-com:office:word" xmlns:w="http://schemas.openxmlformats.org/wordprocessingml/2006/main" xmlns:w14="http://schemas.microsoft.com/office/word/2010/wordml" xmlns:w15="http://schemas.microsoft.com/office/word/2012/wordml" xmlns:w16se="http://schemas.microsoft.com/office/word/2015/wordml/symex" xmlns:wpg="http://schemas.microsoft.com/office/word/2010/wordprocessingGroup" xmlns:wpi="http://schemas.microsoft.com/office/word/2010/wordprocessingInk" xmlns:wne="http://schemas.microsoft.com/office/word/2006/wordml" xmlns:wps="http://schemas.microsoft.com/office/word/2010/wordprocessingShape" mc:Ignorable="w14 w15 w16se wp14">
   <w:abstractNum w:abstractNumId="0" w15:restartNumberingAfterBreak="0">
     <w:nsid w:val="0E174785"/>
     <w:multiLevelType w:val="hybridMultilevel"/>
@@ -4197,7 +4168,7 @@
 </file>
 
 <file path=word/styles.xml><?xml version="1.0" encoding="utf-8"?>
-<w:styles xmlns:mc="http://schemas.openxmlformats.org/markup-compatibility/2006" xmlns:r="http://schemas.openxmlformats.org/officeDocument/2006/relationships" xmlns:w="http://schemas.openxmlformats.org/wordprocessingml/2006/main" xmlns:w14="http://schemas.microsoft.com/office/word/2010/wordml" xmlns:w15="http://schemas.microsoft.com/office/word/2012/wordml" mc:Ignorable="w14 w15">
+<w:styles xmlns:mc="http://schemas.openxmlformats.org/markup-compatibility/2006" xmlns:r="http://schemas.openxmlformats.org/officeDocument/2006/relationships" xmlns:w="http://schemas.openxmlformats.org/wordprocessingml/2006/main" xmlns:w14="http://schemas.microsoft.com/office/word/2010/wordml" xmlns:w15="http://schemas.microsoft.com/office/word/2012/wordml" xmlns:w16se="http://schemas.microsoft.com/office/word/2015/wordml/symex" mc:Ignorable="w14 w15 w16se">
   <w:docDefaults>
     <w:rPrDefault>
       <w:rPr>
